--- a/output/Bergmann-CV-FullRecord.docx
+++ b/output/Bergmann-CV-FullRecord.docx
@@ -4605,6 +4605,36 @@
             </w:pPr>
             <w:r>
               <w:t xml:space="preserve">Reviewer, NeurIPS Creative AI Track 2026: Agency, Thirty-Ninth Conference on Neural Information Processing Systems</w:t>
+            </w:r>
+          </w:p>
+        </w:tc>
+      </w:tr>
+      <w:tr>
+        <w:tc>
+          <w:tcPr/>
+          <w:p>
+            <w:pPr>
+              <w:pStyle w:val="Compact"/>
+              <w:jc w:val="left"/>
+            </w:pPr>
+            <w:r>
+              <w:rPr>
+                <w:bCs/>
+                <w:b/>
+              </w:rPr>
+              <w:t xml:space="preserve">2026-09 – present</w:t>
+            </w:r>
+          </w:p>
+        </w:tc>
+        <w:tc>
+          <w:tcPr/>
+          <w:p>
+            <w:pPr>
+              <w:pStyle w:val="Compact"/>
+              <w:jc w:val="left"/>
+            </w:pPr>
+            <w:r>
+              <w:t xml:space="preserve">School of Performance representative, TFA Representative’s Council, TMU</w:t>
             </w:r>
           </w:p>
         </w:tc>

--- a/output/Bergmann-CV-FullRecord.docx
+++ b/output/Bergmann-CV-FullRecord.docx
@@ -374,7 +374,7 @@
               <w:jc w:val="left"/>
             </w:pPr>
             <w:r>
-              <w:t xml:space="preserve">PhD (in progress), Critical Studies in Improvisation, University of Guelph. Expected 2027.</w:t>
+              <w:t xml:space="preserve">PhD Candidate, Critical Studies in Improvisation, University of Guelph. Expected 2027.</w:t>
             </w:r>
           </w:p>
         </w:tc>

--- a/output/Bergmann-CV-FullRecord.docx
+++ b/output/Bergmann-CV-FullRecord.docx
@@ -2,13 +2,13 @@
 <file path=word/document.xml><?xml version="1.0" encoding="utf-8"?>
 <w:document xmlns:w="http://schemas.openxmlformats.org/wordprocessingml/2006/main" xmlns:m="http://schemas.openxmlformats.org/officeDocument/2006/math" xmlns:r="http://schemas.openxmlformats.org/officeDocument/2006/relationships" xmlns:o="urn:schemas-microsoft-com:office:office" xmlns:v="urn:schemas-microsoft-com:vml" xmlns:w10="urn:schemas-microsoft-com:office:word" xmlns:a="http://schemas.openxmlformats.org/drawingml/2006/main" xmlns:pic="http://schemas.openxmlformats.org/drawingml/2006/picture" xmlns:wp="http://schemas.openxmlformats.org/drawingml/2006/wordprocessingDrawing">
   <w:body>
-    <w:bookmarkStart w:id="40" w:name="full-record-michael-f-bergmann"/>
+    <w:bookmarkStart w:id="40" w:name="michael-f-bergmann"/>
     <w:p>
       <w:pPr>
         <w:pStyle w:val="Heading1"/>
       </w:pPr>
       <w:r>
-        <w:t xml:space="preserve">Full Record — Michael F Bergmann</w:t>
+        <w:t xml:space="preserve">Michael F Bergmann</w:t>
       </w:r>
     </w:p>
     <w:p>
